--- a/courses/phy213/practice-exams/e3/phy213-practice-exam-2-ch-4-5-6-v1-answer-key.docx
+++ b/courses/phy213/practice-exams/e3/phy213-practice-exam-2-ch-4-5-6-v1-answer-key.docx
@@ -17,7 +17,7 @@
         <w:spacing w:after="0"/>
       </w:pPr>
       <w:r>
-        <w:t> </w:t>
+        <w:t xml:space="preserve"> </w:t>
       </w:r>
     </w:p>
     <w:p>

--- a/courses/phy213/practice-exams/e3/phy213-practice-exam-2-ch-4-5-6-v1-answer-key.docx
+++ b/courses/phy213/practice-exams/e3/phy213-practice-exam-2-ch-4-5-6-v1-answer-key.docx
@@ -17,7 +17,7 @@
         <w:spacing w:after="0"/>
       </w:pPr>
       <w:r>
-        <w:t xml:space="preserve"> </w:t>
+        <w:t> </w:t>
       </w:r>
     </w:p>
     <w:p>
